--- a/论文/论文模板.docx
+++ b/论文/论文模板.docx
@@ -445,7 +445,7 @@
               <w:jc w:val="center"/>
               <w:textAlignment w:val="bottom"/>
               <w:rPr>
-                <w:rFonts w:eastAsia="黑体" w:cs="黑体"/>
+                <w:rFonts w:eastAsia="黑体" w:cs="黑体" w:hint="eastAsia"/>
                 <w:b/>
                 <w:sz w:val="44"/>
                 <w:szCs w:val="44"/>
@@ -585,34 +585,7 @@
                 <w:sz w:val="32"/>
                 <w:szCs w:val="32"/>
               </w:rPr>
-              <w:t>专</w:t>
-            </w:r>
-            <w:r>
-              <w:rPr>
-                <w:rFonts w:hint="eastAsia"/>
-                <w:b/>
-                <w:sz w:val="32"/>
-                <w:szCs w:val="32"/>
-              </w:rPr>
-              <w:t>业</w:t>
-            </w:r>
-            <w:r>
-              <w:rPr>
-                <w:rFonts w:hint="eastAsia"/>
-                <w:b/>
-                <w:sz w:val="32"/>
-                <w:szCs w:val="32"/>
-              </w:rPr>
-              <w:t>领</w:t>
-            </w:r>
-            <w:r>
-              <w:rPr>
-                <w:rFonts w:hint="eastAsia"/>
-                <w:b/>
-                <w:sz w:val="32"/>
-                <w:szCs w:val="32"/>
-              </w:rPr>
-              <w:t>域</w:t>
+              <w:t>专业领域</w:t>
             </w:r>
           </w:p>
         </w:tc>
@@ -640,16 +613,7 @@
                 <w:sz w:val="32"/>
                 <w:szCs w:val="32"/>
               </w:rPr>
-              <w:t>工程管理</w:t>
-            </w:r>
-            <w:r>
-              <w:rPr>
-                <w:rFonts w:hint="eastAsia"/>
-                <w:b/>
-                <w:sz w:val="32"/>
-                <w:szCs w:val="32"/>
-              </w:rPr>
-              <w:t>硕士</w:t>
+              <w:t>工程管理硕士</w:t>
             </w:r>
           </w:p>
         </w:tc>
@@ -680,34 +644,7 @@
                 <w:sz w:val="32"/>
                 <w:szCs w:val="32"/>
               </w:rPr>
-              <w:t>指</w:t>
-            </w:r>
-            <w:r>
-              <w:rPr>
-                <w:rFonts w:hint="eastAsia"/>
-                <w:b/>
-                <w:sz w:val="32"/>
-                <w:szCs w:val="32"/>
-              </w:rPr>
-              <w:t>导</w:t>
-            </w:r>
-            <w:r>
-              <w:rPr>
-                <w:rFonts w:hint="eastAsia"/>
-                <w:b/>
-                <w:sz w:val="32"/>
-                <w:szCs w:val="32"/>
-              </w:rPr>
-              <w:t>教</w:t>
-            </w:r>
-            <w:r>
-              <w:rPr>
-                <w:rFonts w:hint="eastAsia"/>
-                <w:b/>
-                <w:sz w:val="32"/>
-                <w:szCs w:val="32"/>
-              </w:rPr>
-              <w:t>师</w:t>
+              <w:t>指导教师</w:t>
             </w:r>
           </w:p>
         </w:tc>
@@ -758,34 +695,7 @@
                 <w:sz w:val="32"/>
                 <w:szCs w:val="32"/>
               </w:rPr>
-              <w:t>培</w:t>
-            </w:r>
-            <w:r>
-              <w:rPr>
-                <w:rFonts w:hint="eastAsia"/>
-                <w:b/>
-                <w:sz w:val="32"/>
-                <w:szCs w:val="32"/>
-              </w:rPr>
-              <w:t>养</w:t>
-            </w:r>
-            <w:r>
-              <w:rPr>
-                <w:rFonts w:hint="eastAsia"/>
-                <w:b/>
-                <w:sz w:val="32"/>
-                <w:szCs w:val="32"/>
-              </w:rPr>
-              <w:t>单</w:t>
-            </w:r>
-            <w:r>
-              <w:rPr>
-                <w:rFonts w:hint="eastAsia"/>
-                <w:b/>
-                <w:sz w:val="32"/>
-                <w:szCs w:val="32"/>
-              </w:rPr>
-              <w:t>位</w:t>
+              <w:t>培养单位</w:t>
             </w:r>
           </w:p>
         </w:tc>
@@ -845,36 +755,7 @@
                 <w:sz w:val="32"/>
                 <w:szCs w:val="32"/>
               </w:rPr>
-              <w:t>申</w:t>
-            </w:r>
-            <w:r>
-              <w:rPr>
-                <w:rFonts w:hint="eastAsia"/>
-                <w:b/>
-                <w:sz w:val="32"/>
-                <w:szCs w:val="32"/>
-              </w:rPr>
-              <w:t>请</w:t>
-            </w:r>
-            <w:r>
-              <w:rPr>
-                <w:rFonts w:hint="eastAsia"/>
-                <w:b/>
-                <w:sz w:val="32"/>
-                <w:szCs w:val="32"/>
-              </w:rPr>
-              <w:t>日</w:t>
-            </w:r>
-            <w:bookmarkStart w:id="7" w:name="_GoBack"/>
-            <w:bookmarkEnd w:id="7"/>
-            <w:r>
-              <w:rPr>
-                <w:rFonts w:hint="eastAsia"/>
-                <w:b/>
-                <w:sz w:val="32"/>
-                <w:szCs w:val="32"/>
-              </w:rPr>
-              <w:t>期</w:t>
+              <w:t>申请日期</w:t>
             </w:r>
           </w:p>
         </w:tc>
@@ -903,16 +784,7 @@
                 <w:sz w:val="32"/>
                 <w:szCs w:val="32"/>
               </w:rPr>
-              <w:t>202</w:t>
-            </w:r>
-            <w:r>
-              <w:rPr>
-                <w:rFonts w:hint="eastAsia"/>
-                <w:b/>
-                <w:sz w:val="32"/>
-                <w:szCs w:val="32"/>
-              </w:rPr>
-              <w:t>5</w:t>
+              <w:t>2025</w:t>
             </w:r>
             <w:r>
               <w:rPr>
@@ -1213,50 +1085,14 @@
           <w:sz w:val="44"/>
           <w:u w:val="single"/>
         </w:rPr>
-        <w:t xml:space="preserve"> </w:t>
-      </w:r>
-      <w:r>
-        <w:rPr>
-          <w:rFonts w:hint="eastAsia"/>
+        <w:t xml:space="preserve">                               </w:t>
+      </w:r>
+      <w:r>
+        <w:rPr>
           <w:bCs/>
           <w:sz w:val="44"/>
           <w:u w:val="single"/>
         </w:rPr>
-        <w:t xml:space="preserve"> </w:t>
-      </w:r>
-      <w:r>
-        <w:rPr>
-          <w:rFonts w:hint="eastAsia"/>
-          <w:bCs/>
-          <w:sz w:val="44"/>
-          <w:u w:val="single"/>
-        </w:rPr>
-        <w:t xml:space="preserve"> </w:t>
-      </w:r>
-      <w:r>
-        <w:rPr>
-          <w:rFonts w:hint="eastAsia"/>
-          <w:bCs/>
-          <w:sz w:val="44"/>
-          <w:u w:val="single"/>
-        </w:rPr>
-        <w:t xml:space="preserve">                           </w:t>
-      </w:r>
-      <w:r>
-        <w:rPr>
-          <w:rFonts w:hint="eastAsia"/>
-          <w:bCs/>
-          <w:sz w:val="44"/>
-          <w:u w:val="single"/>
-        </w:rPr>
-        <w:t xml:space="preserve"> </w:t>
-      </w:r>
-      <w:r>
-        <w:rPr>
-          <w:bCs/>
-          <w:sz w:val="44"/>
-          <w:u w:val="single"/>
-        </w:rPr>
         <w:t xml:space="preserve">  </w:t>
       </w:r>
     </w:p>
@@ -1366,16 +1202,7 @@
           <w:sz w:val="32"/>
           <w:u w:val="single"/>
         </w:rPr>
-        <w:t>工程管理</w:t>
-      </w:r>
-      <w:r>
-        <w:rPr>
-          <w:rFonts w:hint="eastAsia"/>
-          <w:bCs/>
-          <w:sz w:val="32"/>
-          <w:u w:val="single"/>
-        </w:rPr>
-        <w:t>硕士</w:t>
+        <w:t>工程管理硕士</w:t>
       </w:r>
       <w:r>
         <w:rPr>
@@ -2096,15 +1923,7 @@
           <w:sz w:val="30"/>
           <w:szCs w:val="30"/>
         </w:rPr>
-        <w:t>n Partial Fulfillment of</w:t>
-      </w:r>
-      <w:r>
-        <w:rPr>
-          <w:kern w:val="0"/>
-          <w:sz w:val="30"/>
-          <w:szCs w:val="30"/>
-        </w:rPr>
-        <w:t xml:space="preserve"> The Requirement</w:t>
+        <w:t>n Partial Fulfillment of The Requirement</w:t>
       </w:r>
     </w:p>
     <w:p>
@@ -2273,21 +2092,36 @@
       </w:pPr>
       <w:r>
         <w:rPr>
+          <w:kern w:val="0"/>
+          <w:sz w:val="30"/>
+          <w:szCs w:val="30"/>
+        </w:rPr>
+        <w:t>No</w:t>
+      </w:r>
+      <w:r>
+        <w:rPr>
+          <w:kern w:val="0"/>
+          <w:sz w:val="30"/>
+          <w:szCs w:val="30"/>
+        </w:rPr>
+        <w:t>vember</w:t>
+      </w:r>
+      <w:r>
+        <w:rPr>
           <w:rFonts w:hint="eastAsia"/>
           <w:kern w:val="0"/>
           <w:sz w:val="30"/>
           <w:szCs w:val="30"/>
         </w:rPr>
-        <w:t>March</w:t>
-      </w:r>
-      <w:r>
-        <w:rPr>
-          <w:rFonts w:hint="eastAsia"/>
+        <w:t xml:space="preserve"> </w:t>
+      </w:r>
+      <w:r>
+        <w:rPr>
           <w:kern w:val="0"/>
           <w:sz w:val="30"/>
           <w:szCs w:val="30"/>
         </w:rPr>
-        <w:t xml:space="preserve"> </w:t>
+        <w:t>202</w:t>
       </w:r>
       <w:r>
         <w:rPr>
@@ -2295,16 +2129,7 @@
           <w:sz w:val="30"/>
           <w:szCs w:val="30"/>
         </w:rPr>
-        <w:t>202</w:t>
-      </w:r>
-      <w:r>
-        <w:rPr>
-          <w:rFonts w:hint="eastAsia"/>
-          <w:kern w:val="0"/>
-          <w:sz w:val="30"/>
-          <w:szCs w:val="30"/>
-        </w:rPr>
-        <w:t>5</w:t>
+        <w:t>6</w:t>
       </w:r>
     </w:p>
     <w:p>
@@ -2321,6 +2146,8 @@
           <w:szCs w:val="30"/>
         </w:rPr>
       </w:pPr>
+      <w:bookmarkStart w:id="7" w:name="_GoBack"/>
+      <w:bookmarkEnd w:id="7"/>
     </w:p>
     <w:p>
       <w:pPr>
@@ -4192,13 +4019,7 @@
         <w:rPr>
           <w:rFonts w:hint="eastAsia"/>
         </w:rPr>
-        <w:t>本文</w:t>
-      </w:r>
-      <w:r>
-        <w:rPr>
-          <w:rFonts w:hint="eastAsia"/>
-        </w:rPr>
-        <w:t>字数字数</w:t>
+        <w:t>本文字数字数</w:t>
       </w:r>
     </w:p>
     <w:p>
@@ -4226,31 +4047,7 @@
         <w:rPr>
           <w:rFonts w:hint="eastAsia"/>
         </w:rPr>
-        <w:t>字数字数</w:t>
-      </w:r>
-      <w:r>
-        <w:rPr>
-          <w:rFonts w:hint="eastAsia"/>
-        </w:rPr>
-        <w:t>；</w:t>
-      </w:r>
-      <w:r>
-        <w:rPr>
-          <w:rFonts w:hint="eastAsia"/>
-        </w:rPr>
-        <w:t>字数字数</w:t>
-      </w:r>
-      <w:r>
-        <w:rPr>
-          <w:rFonts w:hint="eastAsia"/>
-        </w:rPr>
-        <w:t>；</w:t>
-      </w:r>
-      <w:r>
-        <w:rPr>
-          <w:rFonts w:hint="eastAsia"/>
-        </w:rPr>
-        <w:t>字数字数</w:t>
+        <w:t>字数字数；字数字数；字数字数</w:t>
       </w:r>
     </w:p>
     <w:p>
@@ -4553,19 +4350,7 @@
         <w:rPr>
           <w:rFonts w:hint="eastAsia"/>
         </w:rPr>
-        <w:t xml:space="preserve"> </w:t>
-      </w:r>
-      <w:r>
-        <w:rPr>
-          <w:rFonts w:hint="eastAsia"/>
-        </w:rPr>
-        <w:t>Project management</w:t>
-      </w:r>
-      <w:r>
-        <w:rPr>
-          <w:rFonts w:hint="eastAsia"/>
-        </w:rPr>
-        <w:t xml:space="preserve">; </w:t>
+        <w:t xml:space="preserve"> Project management; </w:t>
       </w:r>
     </w:p>
     <w:p>
@@ -6214,13 +5999,7 @@
         <w:rPr>
           <w:rFonts w:hint="eastAsia"/>
         </w:rPr>
-        <w:t>字数字数</w:t>
-      </w:r>
-      <w:r>
-        <w:rPr>
-          <w:rFonts w:hint="eastAsia"/>
-        </w:rPr>
-        <w:t>。</w:t>
+        <w:t>字数字数。</w:t>
       </w:r>
     </w:p>
     <w:p>
@@ -6929,7 +6708,21 @@
           <w:bCs/>
           <w:sz w:val="24"/>
         </w:rPr>
-        <w:t>202</w:t>
+        <w:t>2025</w:t>
+      </w:r>
+      <w:r>
+        <w:rPr>
+          <w:bCs/>
+          <w:sz w:val="24"/>
+        </w:rPr>
+        <w:t xml:space="preserve"> </w:t>
+      </w:r>
+      <w:r>
+        <w:rPr>
+          <w:bCs/>
+          <w:sz w:val="24"/>
+        </w:rPr>
+        <w:t>年</w:t>
       </w:r>
       <w:r>
         <w:rPr>
@@ -6937,21 +6730,36 @@
           <w:bCs/>
           <w:sz w:val="24"/>
         </w:rPr>
-        <w:t>5</w:t>
+        <w:t xml:space="preserve">  </w:t>
       </w:r>
       <w:r>
         <w:rPr>
           <w:bCs/>
           <w:sz w:val="24"/>
         </w:rPr>
-        <w:t xml:space="preserve"> </w:t>
-      </w:r>
-      <w:r>
-        <w:rPr>
+        <w:t>月</w:t>
+      </w:r>
+      <w:r>
+        <w:rPr>
+          <w:rFonts w:hint="eastAsia"/>
           <w:bCs/>
           <w:sz w:val="24"/>
         </w:rPr>
-        <w:t>年</w:t>
+        <w:t xml:space="preserve">  </w:t>
+      </w:r>
+      <w:r>
+        <w:rPr>
+          <w:bCs/>
+          <w:sz w:val="24"/>
+        </w:rPr>
+        <w:t>日</w:t>
+      </w:r>
+      <w:r>
+        <w:rPr>
+          <w:bCs/>
+          <w:sz w:val="24"/>
+        </w:rPr>
+        <w:t xml:space="preserve">                 </w:t>
       </w:r>
       <w:r>
         <w:rPr>
@@ -6959,52 +6767,7 @@
           <w:bCs/>
           <w:sz w:val="24"/>
         </w:rPr>
-        <w:t xml:space="preserve">  </w:t>
-      </w:r>
-      <w:r>
-        <w:rPr>
-          <w:bCs/>
-          <w:sz w:val="24"/>
-        </w:rPr>
-        <w:t>月</w:t>
-      </w:r>
-      <w:r>
-        <w:rPr>
-          <w:rFonts w:hint="eastAsia"/>
-          <w:bCs/>
-          <w:sz w:val="24"/>
-        </w:rPr>
-        <w:t xml:space="preserve">  </w:t>
-      </w:r>
-      <w:r>
-        <w:rPr>
-          <w:bCs/>
-          <w:sz w:val="24"/>
-        </w:rPr>
-        <w:t>日</w:t>
-      </w:r>
-      <w:r>
-        <w:rPr>
-          <w:bCs/>
-          <w:sz w:val="24"/>
-        </w:rPr>
-        <w:t xml:space="preserve">                 </w:t>
-      </w:r>
-      <w:r>
-        <w:rPr>
-          <w:rFonts w:hint="eastAsia"/>
-          <w:bCs/>
-          <w:sz w:val="24"/>
-        </w:rPr>
-        <w:t>202</w:t>
-      </w:r>
-      <w:r>
-        <w:rPr>
-          <w:rFonts w:hint="eastAsia"/>
-          <w:bCs/>
-          <w:sz w:val="24"/>
-        </w:rPr>
-        <w:t>5</w:t>
+        <w:t>2025</w:t>
       </w:r>
       <w:r>
         <w:rPr>
@@ -7177,14 +6940,7 @@
           <w:bCs/>
           <w:sz w:val="24"/>
         </w:rPr>
-        <w:t>秉承学校严谨的学风和优良的科学道德，本人郑重声明：所呈交的学位论文，是本人在导师的指导下进行研究工作所取得的成果。尽我所知，除文中已经注明引用的内容和致谢的地方外，本论文不包含任何其他个人或集体已经公开发表或撰写过的研究成果，不包含本人或其他已申请学位或其他用途使用过的成</w:t>
-      </w:r>
-      <w:r>
-        <w:rPr>
-          <w:bCs/>
-          <w:sz w:val="24"/>
-        </w:rPr>
-        <w:t>果。对本文的研究做出重要贡献的个人和集体，均已在文中以明确方式表明。</w:t>
+        <w:t>秉承学校严谨的学风和优良的科学道德，本人郑重声明：所呈交的学位论文，是本人在导师的指导下进行研究工作所取得的成果。尽我所知，除文中已经注明引用的内容和致谢的地方外，本论文不包含任何其他个人或集体已经公开发表或撰写过的研究成果，不包含本人或其他已申请学位或其他用途使用过的成果。对本文的研究做出重要贡献的个人和集体，均已在文中以明确方式表明。</w:t>
       </w:r>
     </w:p>
     <w:p>

--- a/论文/论文模板.docx
+++ b/论文/论文模板.docx
@@ -2092,28 +2092,12 @@
       </w:pPr>
       <w:r>
         <w:rPr>
-          <w:kern w:val="0"/>
-          <w:sz w:val="30"/>
-          <w:szCs w:val="30"/>
-        </w:rPr>
-        <w:t>No</w:t>
-      </w:r>
-      <w:r>
-        <w:rPr>
-          <w:kern w:val="0"/>
-          <w:sz w:val="30"/>
-          <w:szCs w:val="30"/>
-        </w:rPr>
-        <w:t>vember</w:t>
-      </w:r>
-      <w:r>
-        <w:rPr>
           <w:rFonts w:hint="eastAsia"/>
           <w:kern w:val="0"/>
           <w:sz w:val="30"/>
           <w:szCs w:val="30"/>
         </w:rPr>
-        <w:t xml:space="preserve"> </w:t>
+        <w:t xml:space="preserve">March </w:t>
       </w:r>
       <w:r>
         <w:rPr>
@@ -2125,12 +2109,15 @@
       </w:r>
       <w:r>
         <w:rPr>
+          <w:rFonts w:hint="eastAsia"/>
           <w:kern w:val="0"/>
           <w:sz w:val="30"/>
           <w:szCs w:val="30"/>
         </w:rPr>
-        <w:t>6</w:t>
-      </w:r>
+        <w:t>5</w:t>
+      </w:r>
+      <w:bookmarkStart w:id="7" w:name="_GoBack"/>
+      <w:bookmarkEnd w:id="7"/>
     </w:p>
     <w:p>
       <w:pPr>
@@ -2146,8 +2133,6 @@
           <w:szCs w:val="30"/>
         </w:rPr>
       </w:pPr>
-      <w:bookmarkStart w:id="7" w:name="_GoBack"/>
-      <w:bookmarkEnd w:id="7"/>
     </w:p>
     <w:p>
       <w:pPr>
